--- a/cv/Europass_Software_Engineer_Iheb_Meftah.docx
+++ b/cv/Europass_Software_Engineer_Iheb_Meftah.docx
@@ -106,11 +106,14 @@
           <w:t>ihebmeftah666@gmail.com</w:t>
         </w:r>
       </w:hyperlink>
-    </w:p>
-    <w:p>
-      <w:pPr>
-        <w:spacing w:before="0" w:after="0" w:line="240" w:lineRule="auto"/>
-      </w:pPr>
+      <w:r>
+        <w:rPr>
+          <w:rFonts w:ascii="Calibri" w:hAnsi="Calibri" w:eastAsia="Calibri"/>
+          <w:b w:val="0"/>
+          <w:sz w:val="22"/>
+        </w:rPr>
+        <w:t xml:space="preserve">    </w:t>
+      </w:r>
       <w:r>
         <w:rPr>
           <w:rFonts w:ascii="Calibri" w:hAnsi="Calibri" w:eastAsia="Calibri"/>
@@ -130,28 +133,7 @@
     </w:p>
     <w:p>
       <w:pPr>
-        <w:spacing w:before="0" w:after="0" w:line="240" w:lineRule="auto"/>
-      </w:pPr>
-      <w:r>
-        <w:rPr>
-          <w:rFonts w:ascii="Calibri" w:hAnsi="Calibri" w:eastAsia="Calibri"/>
-          <w:b/>
-          <w:sz w:val="22"/>
-        </w:rPr>
-        <w:t xml:space="preserve">Address: </w:t>
-      </w:r>
-      <w:r>
-        <w:rPr>
-          <w:rFonts w:ascii="Calibri" w:hAnsi="Calibri" w:eastAsia="Calibri"/>
-          <w:b w:val="0"/>
-          <w:sz w:val="22"/>
-        </w:rPr>
-        <w:t>Kirchhain, Germany</w:t>
-      </w:r>
-    </w:p>
-    <w:p>
-      <w:pPr>
-        <w:spacing w:before="0" w:after="0" w:line="240" w:lineRule="auto"/>
+        <w:spacing w:before="0" w:after="40" w:line="240" w:lineRule="auto"/>
       </w:pPr>
       <w:r>
         <w:rPr>
@@ -172,11 +154,14 @@
           <w:t>linkedin.com/in/ihebmeftah666</w:t>
         </w:r>
       </w:hyperlink>
-    </w:p>
-    <w:p>
-      <w:pPr>
-        <w:spacing w:before="0" w:after="0" w:line="240" w:lineRule="auto"/>
-      </w:pPr>
+      <w:r>
+        <w:rPr>
+          <w:rFonts w:ascii="Calibri" w:hAnsi="Calibri" w:eastAsia="Calibri"/>
+          <w:b w:val="0"/>
+          <w:sz w:val="22"/>
+        </w:rPr>
+        <w:t xml:space="preserve">    </w:t>
+      </w:r>
       <w:r>
         <w:rPr>
           <w:rFonts w:ascii="Calibri" w:hAnsi="Calibri" w:eastAsia="Calibri"/>
@@ -196,11 +181,14 @@
           <w:t>github.com/ihebmeftah</w:t>
         </w:r>
       </w:hyperlink>
-    </w:p>
-    <w:p>
-      <w:pPr>
-        <w:spacing w:before="0" w:after="0" w:line="240" w:lineRule="auto"/>
-      </w:pPr>
+      <w:r>
+        <w:rPr>
+          <w:rFonts w:ascii="Calibri" w:hAnsi="Calibri" w:eastAsia="Calibri"/>
+          <w:b w:val="0"/>
+          <w:sz w:val="22"/>
+        </w:rPr>
+        <w:t xml:space="preserve">    </w:t>
+      </w:r>
       <w:r>
         <w:rPr>
           <w:rFonts w:ascii="Calibri" w:hAnsi="Calibri" w:eastAsia="Calibri"/>
@@ -242,7 +230,7 @@
           <w:b w:val="0"/>
           <w:sz w:val="22"/>
         </w:rPr>
-        <w:t>Software engineer in Kirchhain, Germany, with a mobile core and hands-on backend work. Since June 2022, led four production applications for teachers, students, parents, and school administrators. Ships features against REST and Firebase, including offline sync, real-time updates, authentication, and CI/CD. Also works in TypeScript (NestJS, Express, Angular, Ionic), PostgreSQL, MongoDB, and Serverpod.</w:t>
+        <w:t>Software engineer in Germany, looking for a new position and a new way to contribute on a product team. I design mobile products and the services behind them, with Java, system design, Flutter, and REST. At EdTrust I led EdTeacher, EdManager, EdStudent, and EdParent.</w:t>
       </w:r>
     </w:p>
     <w:p>
@@ -266,7 +254,7 @@
           <w:b/>
           <w:sz w:val="24"/>
         </w:rPr>
-        <w:t>Mobile Team Lead</w:t>
+        <w:t>Flutter Lead (Full-time)</w:t>
       </w:r>
       <w:r>
         <w:rPr>
@@ -282,7 +270,7 @@
           <w:b w:val="0"/>
           <w:sz w:val="22"/>
         </w:rPr>
-        <w:t>June 2022 – Present</w:t>
+        <w:t>July 2024 – Present</w:t>
       </w:r>
     </w:p>
     <w:p>
@@ -309,7 +297,119 @@
           <w:b w:val="0"/>
           <w:sz w:val="22"/>
         </w:rPr>
-        <w:t>Leads delivery of four production applications used by teachers, students, parents, and school administrators. Defined the architecture, connected Firebase and external APIs, and set up CI/CD so client features ship reliably against the backend services.</w:t>
+        <w:t>Full-time Flutter lead, working hybrid, for EdTeacher, EdManager, EdStudent, and EdParent. These applications are used by thousands of teachers, students, administrators, and parents. Owns system design and the application architecture, connects Firebase and external APIs, and runs CI/CD so features ship on iOS and Android.</w:t>
+      </w:r>
+    </w:p>
+    <w:p>
+      <w:pPr>
+        <w:spacing w:before="160" w:after="0" w:line="252" w:lineRule="auto"/>
+      </w:pPr>
+      <w:r>
+        <w:rPr>
+          <w:rFonts w:ascii="Calibri" w:hAnsi="Calibri" w:eastAsia="Calibri"/>
+          <w:b/>
+          <w:sz w:val="24"/>
+        </w:rPr>
+        <w:t>Flutter Developer (Part-time)</w:t>
+      </w:r>
+      <w:r>
+        <w:rPr>
+          <w:rFonts w:ascii="Calibri" w:hAnsi="Calibri" w:eastAsia="Calibri"/>
+          <w:b w:val="0"/>
+          <w:sz w:val="24"/>
+        </w:rPr>
+        <w:t xml:space="preserve">  |  </w:t>
+      </w:r>
+      <w:r>
+        <w:rPr>
+          <w:rFonts w:ascii="Calibri" w:hAnsi="Calibri" w:eastAsia="Calibri"/>
+          <w:b w:val="0"/>
+          <w:sz w:val="22"/>
+        </w:rPr>
+        <w:t>September 2022 – July 2024</w:t>
+      </w:r>
+    </w:p>
+    <w:p>
+      <w:pPr>
+        <w:spacing w:before="0" w:after="20" w:line="252" w:lineRule="auto"/>
+      </w:pPr>
+      <w:r>
+        <w:rPr>
+          <w:rFonts w:ascii="Calibri" w:hAnsi="Calibri" w:eastAsia="Calibri"/>
+          <w:b w:val="0"/>
+          <w:color w:val="3F3F3F"/>
+          <w:sz w:val="22"/>
+        </w:rPr>
+        <w:t>EdTrust, Tunis</w:t>
+      </w:r>
+    </w:p>
+    <w:p>
+      <w:pPr>
+        <w:spacing w:before="20" w:after="40" w:line="252" w:lineRule="auto"/>
+      </w:pPr>
+      <w:r>
+        <w:rPr>
+          <w:rFonts w:ascii="Calibri" w:hAnsi="Calibri" w:eastAsia="Calibri"/>
+          <w:b w:val="0"/>
+          <w:sz w:val="22"/>
+        </w:rPr>
+        <w:t>Part-time Flutter developer, working remotely, on the same applications. Shipped features against REST and Firebase and supported the architecture used for iOS and Android releases.</w:t>
+      </w:r>
+    </w:p>
+    <w:p>
+      <w:pPr>
+        <w:spacing w:before="160" w:after="0" w:line="252" w:lineRule="auto"/>
+      </w:pPr>
+      <w:r>
+        <w:rPr>
+          <w:rFonts w:ascii="Calibri" w:hAnsi="Calibri" w:eastAsia="Calibri"/>
+          <w:b/>
+          <w:sz w:val="24"/>
+        </w:rPr>
+        <w:t>Flutter Intern</w:t>
+      </w:r>
+      <w:r>
+        <w:rPr>
+          <w:rFonts w:ascii="Calibri" w:hAnsi="Calibri" w:eastAsia="Calibri"/>
+          <w:b w:val="0"/>
+          <w:sz w:val="24"/>
+        </w:rPr>
+        <w:t xml:space="preserve">  |  </w:t>
+      </w:r>
+      <w:r>
+        <w:rPr>
+          <w:rFonts w:ascii="Calibri" w:hAnsi="Calibri" w:eastAsia="Calibri"/>
+          <w:b w:val="0"/>
+          <w:sz w:val="22"/>
+        </w:rPr>
+        <w:t>June 2022 – August 2022</w:t>
+      </w:r>
+    </w:p>
+    <w:p>
+      <w:pPr>
+        <w:spacing w:before="0" w:after="20" w:line="252" w:lineRule="auto"/>
+      </w:pPr>
+      <w:r>
+        <w:rPr>
+          <w:rFonts w:ascii="Calibri" w:hAnsi="Calibri" w:eastAsia="Calibri"/>
+          <w:b w:val="0"/>
+          <w:color w:val="3F3F3F"/>
+          <w:sz w:val="22"/>
+        </w:rPr>
+        <w:t>EdTrust, Tunis</w:t>
+      </w:r>
+    </w:p>
+    <w:p>
+      <w:pPr>
+        <w:spacing w:before="20" w:after="40" w:line="252" w:lineRule="auto"/>
+      </w:pPr>
+      <w:r>
+        <w:rPr>
+          <w:rFonts w:ascii="Calibri" w:hAnsi="Calibri" w:eastAsia="Calibri"/>
+          <w:b w:val="0"/>
+          <w:sz w:val="22"/>
+        </w:rPr>
+        <w:t>Flutter developer intern. Contributed to production applications for teachers, students, parents, and school administrators.</w:t>
       </w:r>
     </w:p>
     <w:p>
@@ -547,34 +647,28 @@
     </w:p>
     <w:p>
       <w:pPr>
-        <w:spacing w:before="120" w:after="0" w:line="252" w:lineRule="auto"/>
+        <w:spacing w:before="120" w:after="40" w:line="252" w:lineRule="auto"/>
       </w:pPr>
-      <w:r>
-        <w:rPr>
-          <w:rFonts w:ascii="Calibri" w:hAnsi="Calibri" w:eastAsia="Calibri"/>
-          <w:b/>
-          <w:sz w:val="24"/>
-        </w:rPr>
-        <w:t>Sip &amp; Sync POS</w:t>
-      </w:r>
-    </w:p>
-    <w:p>
-      <w:pPr>
-        <w:spacing w:before="0" w:after="0" w:line="252" w:lineRule="auto"/>
-      </w:pPr>
+      <w:hyperlink r:id="rId14">
+        <w:r>
+          <w:rPr>
+            <w:color w:val="0B3A82"/>
+            <w:u w:val="single"/>
+            <w:sz w:val="24"/>
+            <w:rFonts w:ascii="Calibri" w:hAnsi="Calibri"/>
+            <w:b/>
+          </w:rPr>
+          <w:t>Sip &amp; Sync POS</w:t>
+        </w:r>
+      </w:hyperlink>
       <w:r>
         <w:rPr>
           <w:rFonts w:ascii="Calibri" w:hAnsi="Calibri" w:eastAsia="Calibri"/>
           <w:b w:val="0"/>
           <w:sz w:val="22"/>
         </w:rPr>
-        <w:t>Flutter client with a Serverpod backend. Multi-location café operations, real-time orders, and inventory. Serverpod Flutter Hackathon (Devpost).</w:t>
+        <w:t xml:space="preserve"> — </w:t>
       </w:r>
-    </w:p>
-    <w:p>
-      <w:pPr>
-        <w:spacing w:before="0" w:after="20" w:line="252" w:lineRule="auto"/>
-      </w:pPr>
       <w:hyperlink r:id="rId14">
         <w:r>
           <w:rPr>
@@ -583,40 +677,34 @@
             <w:sz w:val="22"/>
             <w:rFonts w:ascii="Calibri" w:hAnsi="Calibri"/>
           </w:rPr>
-          <w:t>github.com/ihebmeftah/sip_sync</w:t>
+          <w:t>Flutter client with a Serverpod backend. Multi-location café operations, real-time orders, and inventory. Serverpod Flutter Hackathon (Devpost).</w:t>
         </w:r>
       </w:hyperlink>
     </w:p>
     <w:p>
       <w:pPr>
-        <w:spacing w:before="120" w:after="0" w:line="252" w:lineRule="auto"/>
+        <w:spacing w:before="120" w:after="40" w:line="252" w:lineRule="auto"/>
       </w:pPr>
-      <w:r>
-        <w:rPr>
-          <w:rFonts w:ascii="Calibri" w:hAnsi="Calibri" w:eastAsia="Calibri"/>
-          <w:b/>
-          <w:sz w:val="24"/>
-        </w:rPr>
-        <w:t>GraphQL API</w:t>
-      </w:r>
-    </w:p>
-    <w:p>
-      <w:pPr>
-        <w:spacing w:before="0" w:after="0" w:line="252" w:lineRule="auto"/>
-      </w:pPr>
+      <w:hyperlink r:id="rId15">
+        <w:r>
+          <w:rPr>
+            <w:color w:val="0B3A82"/>
+            <w:u w:val="single"/>
+            <w:sz w:val="24"/>
+            <w:rFonts w:ascii="Calibri" w:hAnsi="Calibri"/>
+            <w:b/>
+          </w:rPr>
+          <w:t>GraphQL API</w:t>
+        </w:r>
+      </w:hyperlink>
       <w:r>
         <w:rPr>
           <w:rFonts w:ascii="Calibri" w:hAnsi="Calibri" w:eastAsia="Calibri"/>
           <w:b w:val="0"/>
           <w:sz w:val="22"/>
         </w:rPr>
-        <w:t>TypeScript service with NestJS and GraphQL.</w:t>
+        <w:t xml:space="preserve"> — </w:t>
       </w:r>
-    </w:p>
-    <w:p>
-      <w:pPr>
-        <w:spacing w:before="0" w:after="20" w:line="252" w:lineRule="auto"/>
-      </w:pPr>
       <w:hyperlink r:id="rId15">
         <w:r>
           <w:rPr>
@@ -625,40 +713,34 @@
             <w:sz w:val="22"/>
             <w:rFonts w:ascii="Calibri" w:hAnsi="Calibri"/>
           </w:rPr>
-          <w:t>github.com/ihebmeftah/nest_graphql</w:t>
+          <w:t>TypeScript service with NestJS and GraphQL.</w:t>
         </w:r>
       </w:hyperlink>
     </w:p>
     <w:p>
       <w:pPr>
-        <w:spacing w:before="120" w:after="0" w:line="252" w:lineRule="auto"/>
+        <w:spacing w:before="120" w:after="40" w:line="252" w:lineRule="auto"/>
       </w:pPr>
-      <w:r>
-        <w:rPr>
-          <w:rFonts w:ascii="Calibri" w:hAnsi="Calibri" w:eastAsia="Calibri"/>
-          <w:b/>
-          <w:sz w:val="24"/>
-        </w:rPr>
-        <w:t>E-commerce application</w:t>
-      </w:r>
-    </w:p>
-    <w:p>
-      <w:pPr>
-        <w:spacing w:before="0" w:after="0" w:line="252" w:lineRule="auto"/>
-      </w:pPr>
+      <w:hyperlink r:id="rId16">
+        <w:r>
+          <w:rPr>
+            <w:color w:val="0B3A82"/>
+            <w:u w:val="single"/>
+            <w:sz w:val="24"/>
+            <w:rFonts w:ascii="Calibri" w:hAnsi="Calibri"/>
+            <w:b/>
+          </w:rPr>
+          <w:t>E-commerce application</w:t>
+        </w:r>
+      </w:hyperlink>
       <w:r>
         <w:rPr>
           <w:rFonts w:ascii="Calibri" w:hAnsi="Calibri" w:eastAsia="Calibri"/>
           <w:b w:val="0"/>
           <w:sz w:val="22"/>
         </w:rPr>
-        <w:t>Flutter, GetX, Firebase, and MVC for mobile and web.</w:t>
+        <w:t xml:space="preserve"> — </w:t>
       </w:r>
-    </w:p>
-    <w:p>
-      <w:pPr>
-        <w:spacing w:before="0" w:after="20" w:line="252" w:lineRule="auto"/>
-      </w:pPr>
       <w:hyperlink r:id="rId16">
         <w:r>
           <w:rPr>
@@ -667,40 +749,34 @@
             <w:sz w:val="22"/>
             <w:rFonts w:ascii="Calibri" w:hAnsi="Calibri"/>
           </w:rPr>
-          <w:t>github.com/ihebmeftah/E-commerce-Full-App-Web-Getx---Firebase-Mvc</w:t>
+          <w:t>Flutter, GetX, Firebase, and MVC for mobile and web.</w:t>
         </w:r>
       </w:hyperlink>
     </w:p>
     <w:p>
       <w:pPr>
-        <w:spacing w:before="120" w:after="0" w:line="252" w:lineRule="auto"/>
+        <w:spacing w:before="120" w:after="40" w:line="252" w:lineRule="auto"/>
       </w:pPr>
-      <w:r>
-        <w:rPr>
-          <w:rFonts w:ascii="Calibri" w:hAnsi="Calibri" w:eastAsia="Calibri"/>
-          <w:b/>
-          <w:sz w:val="24"/>
-        </w:rPr>
-        <w:t>Movies applications</w:t>
-      </w:r>
-    </w:p>
-    <w:p>
-      <w:pPr>
-        <w:spacing w:before="0" w:after="0" w:line="252" w:lineRule="auto"/>
-      </w:pPr>
+      <w:hyperlink r:id="rId17">
+        <w:r>
+          <w:rPr>
+            <w:color w:val="0B3A82"/>
+            <w:u w:val="single"/>
+            <w:sz w:val="24"/>
+            <w:rFonts w:ascii="Calibri" w:hAnsi="Calibri"/>
+            <w:b/>
+          </w:rPr>
+          <w:t>Movies applications</w:t>
+        </w:r>
+      </w:hyperlink>
       <w:r>
         <w:rPr>
           <w:rFonts w:ascii="Calibri" w:hAnsi="Calibri" w:eastAsia="Calibri"/>
           <w:b w:val="0"/>
           <w:sz w:val="22"/>
         </w:rPr>
-        <w:t>Ionic/TypeScript client and a native SwiftUI client, against the same product idea.</w:t>
+        <w:t xml:space="preserve"> — </w:t>
       </w:r>
-    </w:p>
-    <w:p>
-      <w:pPr>
-        <w:spacing w:before="0" w:after="20" w:line="252" w:lineRule="auto"/>
-      </w:pPr>
       <w:hyperlink r:id="rId17">
         <w:r>
           <w:rPr>
@@ -709,7 +785,7 @@
             <w:sz w:val="22"/>
             <w:rFonts w:ascii="Calibri" w:hAnsi="Calibri"/>
           </w:rPr>
-          <w:t>github.com/ihebmeftah/movieapp_ios_swiftui</w:t>
+          <w:t>Ionic/TypeScript client and a native SwiftUI client, against the same product idea.</w:t>
         </w:r>
       </w:hyperlink>
     </w:p>
@@ -742,7 +818,28 @@
           <w:b w:val="0"/>
           <w:sz w:val="22"/>
         </w:rPr>
-        <w:t>Dart, TypeScript, JavaScript</w:t>
+        <w:t>Java, Dart, TypeScript, JavaScript</w:t>
+      </w:r>
+    </w:p>
+    <w:p>
+      <w:pPr>
+        <w:spacing w:before="20" w:after="20" w:line="252" w:lineRule="auto"/>
+      </w:pPr>
+      <w:r>
+        <w:rPr>
+          <w:rFonts w:ascii="Calibri" w:hAnsi="Calibri" w:eastAsia="Calibri"/>
+          <w:b/>
+          <w:sz w:val="22"/>
+        </w:rPr>
+        <w:t xml:space="preserve">Architecture: </w:t>
+      </w:r>
+      <w:r>
+        <w:rPr>
+          <w:rFonts w:ascii="Calibri" w:hAnsi="Calibri" w:eastAsia="Calibri"/>
+          <w:b w:val="0"/>
+          <w:sz w:val="22"/>
+        </w:rPr>
+        <w:t>System design, software architecture, API design</w:t>
       </w:r>
     </w:p>
     <w:p>
